--- a/livrables/lecons/astrologie-karmique/2026-09-17_lecon-astrologie-karmique_07_saturne-retour-cycle-karma.docx
+++ b/livrables/lecons/astrologie-karmique/2026-09-17_lecon-astrologie-karmique_07_saturne-retour-cycle-karma.docx
@@ -516,7 +516,16 @@
           <w:sz w:val="22"/>
           <w:szCs w:val="22"/>
         </w:rPr>
-        <w:t xml:space="preserve">) — en opposition à Jupiter, bénéfique majeur.</w:t>
+        <w:t xml:space="preserve">) — en opposition à Jupiter, bénéfique majeur. Ces repères médiévaux sont eux aussi donnés de mémoire : aucune source de cette leçon ne les porte.</w:t>
+      </w:r>
+      <w:r>
+        <w:rPr>
+          <w:i/>
+          <w:iCs/>
+          <w:color w:val="6B7280"/>
+          <w:sz w:val="20"/>
+        </w:rPr>
+        <w:t xml:space="preserve"> [Corrigé le 01/10/2026 : la mention « repères traditionnels donnés de mémoire » du 17/09 ne couvrait que la phrase sur Ptolémée. L'énoncé médiéval (caractère maléfique, maleficus major) est de même statut et n'était pas déclaré]</w:t>
       </w:r>
     </w:p>
     <w:p>
@@ -740,6 +749,15 @@
         </w:rPr>
         <w:t xml:space="preserve">). Ce que Schulman dit précisément de Saturne n'a pas été lu : les deux synthèses ouvertes pour cette leçon (Balguerie, Horoscope.com) ne le nomment pas, et ses volumes n'ont pas été consultés. La lecture « Saturne natal = domaine du karma présent » est une lecture courante du corpus, donnée ici sans source consultée. [Corrigé le 17/09/2026 : la première version citait un « vol. III, Saturn and the Karma of Now (1977) » et un « vol. IV, Saturn and the Karma of Transformation (1977) » — deux titres qui n'existent pas — et prêtait à Schulman, « d'après les synthèses secondaires », une théorie que ces synthèses ne portent pas.]</w:t>
       </w:r>
+      <w:r>
+        <w:rPr>
+          <w:i/>
+          <w:iCs/>
+          <w:color w:val="6B7280"/>
+          <w:sz w:val="20"/>
+        </w:rPr>
+        <w:t xml:space="preserve"> [Corrigé le 01/10/2026 : les deux notices Open Library citées dans ce paragraphe n'ont pas répondu le 01/10/2026 (code 000 après trois essais) ; les titres restent confirmés, mais par deux notices de remplacement liées en Ressources]</w:t>
+      </w:r>
     </w:p>
     <w:p>
       <w:pPr>
@@ -788,7 +806,7 @@
           <w:sz w:val="22"/>
           <w:szCs w:val="22"/>
         </w:rPr>
-        <w:t xml:space="preserve"> (Samuel Weiser, 1976, ISBN 0-87728-294-3) est considéré comme la contribution la plus importante de l'astrologie psychologique à la compréhension de Saturne. Articulant l'astronomie symbolique avec la psychologie jungienne, Greene y développe — lecture courante du corpus, non lue dans l'ouvrage ni dans les synthèses ouvertes, qui ne la nomment pas [précisé le 17/09/2026] — une lecture de Saturne comme représentation du complexe du moi inférieur (le </w:t>
+        <w:t xml:space="preserve"> (Samuel Weiser, 1976 ; ISBN 0-87728-306-0 / 978-0-87728-306-5, relevé sur la notice liée en Ressources) est considéré comme la contribution la plus importante de l'astrologie psychologique à la compréhension de Saturne. Articulant l'astronomie symbolique avec la psychologie jungienne, Greene y développe — lecture courante du corpus, non lue dans l'ouvrage ni dans les synthèses ouvertes, qui ne la nomment pas [précisé le 17/09/2026] — une lecture de Saturne comme représentation du complexe du moi inférieur (le </w:t>
       </w:r>
       <w:r>
         <w:rPr>
@@ -809,6 +827,15 @@
           <w:szCs w:val="22"/>
         </w:rPr>
         <w:t xml:space="preserve"> au sens de Jung) et comme principe d'individuation : ce que nous refusons d'intégrer revient sous forme de contrainte externe. Elle distingue Saturne par signe (le mode de la contrainte) et Saturne par maison (le domaine de vie concerné). ⚠️ Même réserve : ouvrage non consulté, aucune citation directe.</w:t>
+      </w:r>
+      <w:r>
+        <w:rPr>
+          <w:i/>
+          <w:iCs/>
+          <w:color w:val="6B7280"/>
+          <w:sz w:val="20"/>
+        </w:rPr>
+        <w:t xml:space="preserve"> [Corrigé le 01/10/2026 : même correction d'ISBN qu'en bibliographie : 0-87728-294-3 désigne The Qabalah de Papus, pas l'ouvrage de Greene]</w:t>
       </w:r>
     </w:p>
     <w:p>
@@ -1600,7 +1627,16 @@
           <w:sz w:val="22"/>
           <w:szCs w:val="22"/>
         </w:rPr>
-        <w:t xml:space="preserve">), chaque maison porte une formule de responsabilité spécifique : Saturne en maison I = responsabilité de soi et de son identité ; en maison X = responsabilité de sa position sociale et professionnelle ; en maison VII = responsabilité de ses relations ; etc. Cette lecture par maison développe Saturne comme indicateur du domaine où l'individu est invité à construire une structure durable. ⚠️ Attribution : cette lecture est celle de la synthèse de Balguerie — pas une citation d'un ouvrage de Schulman ou Greene.</w:t>
+        <w:t xml:space="preserve">), chaque maison porte une formule de responsabilité spécifique : la page cite, pour les maisons VI à XII, des formules du type « Etre responsable de sa position sociale et professionnelle. » (maison X), « Etre responsable de ses relations. » (maison VII), « Etre responsable de son énergie. » (maison VIII) ou « Etre responsable de ses temps de pause et de retraite. » (maison XII). Les maisons I à V ne sont pas listées sur cette page. Cette lecture par maison développe Saturne comme indicateur du domaine où l'individu est invité à construire une structure durable. ⚠️ Attribution : cette lecture est celle de la synthèse de Balguerie — pas une citation d'un ouvrage de Schulman ou Greene.</w:t>
+      </w:r>
+      <w:r>
+        <w:rPr>
+          <w:i/>
+          <w:iCs/>
+          <w:color w:val="6B7280"/>
+          <w:sz w:val="20"/>
+        </w:rPr>
+        <w:t xml:space="preserve"> [Corrigé le 01/10/2026 : la leçon livrée donnait trois exemples, dont « Saturne en maison I = responsabilité de soi et de son identité ». Les deux autres sont exacts au mot près. Celui-là ne l'est pas : la page relue le 01/10/2026 ne liste de formules que pour les maisons VI à XII, et « responsabilité de soi » comme « identité » y comptent ZÉRO occurrence. Les formules citées sont désormais celles que la page porte, entre guillemets et avec leur maison]</w:t>
       </w:r>
     </w:p>
     <w:p>
@@ -2197,7 +2233,16 @@
           <w:sz w:val="22"/>
           <w:szCs w:val="22"/>
         </w:rPr>
-        <w:t xml:space="preserve">. Dans la liste des planètes (cochées par défaut), Saturne (symbole ♄) est inclus. Note :</w:t>
+        <w:t xml:space="preserve"> : l'adresse exacte de la sélection étendue est astro.com/cgi/genchart.cgi (HTTP 200, ouverte le 01/10/2026). ⚠️ Elle demande les données de naissance ET un profil utilisateur : sans profil elle n'affiche que « Enter birth data and create a user profile » / « Please log in ». La liste des planètes et la grille d'aspects n'ont donc PAS été observées pendant cette exécution ; ce qui suit décrit l'usage attendu de l'outil, pas un relevé d'écran. Note :</w:t>
+      </w:r>
+      <w:r>
+        <w:rPr>
+          <w:i/>
+          <w:iCs/>
+          <w:color w:val="6B7280"/>
+          <w:sz w:val="20"/>
+        </w:rPr>
+        <w:t xml:space="preserve"> [Corrigé le 01/10/2026 : la leçon livrée affirmait « Dans la liste des planètes (cochées par défaut), Saturne (symbole ♄) est inclus » en donnant astro.com/cgi/chart.cgi pour page vérifiée. Cette adresse rend 4 410 caractères de navigation et une invitation à créer un profil : ni la liste des planètes ni la grille d'aspects n'y figurent, et « Extended Chart Selection » est une page distincte (genchart.cgi). C'est le garde-fou 8 appliqué à l'exercice]</w:t>
       </w:r>
     </w:p>
     <w:p>
@@ -2347,7 +2392,16 @@
           <w:sz w:val="22"/>
           <w:szCs w:val="22"/>
         </w:rPr>
-        <w:t xml:space="preserve">Repère dans la section Extended Chart Selection (onglet « Transits ») la date à laquelle Saturne en transit repasse à ce degré précis.</w:t>
+        <w:t xml:space="preserve">Dans la sélection étendue, choisis un graphique de transits et repère la date à laquelle Saturne en transit repasse à ce degré précis. ⚠️ L'intitulé exact de cette option n'a pas pu être relevé : la page demande un profil utilisateur (vérifié le 01/10/2026).</w:t>
+      </w:r>
+      <w:r>
+        <w:rPr>
+          <w:i/>
+          <w:iCs/>
+          <w:color w:val="6B7280"/>
+          <w:sz w:val="20"/>
+        </w:rPr>
+        <w:t xml:space="preserve"> [Corrigé le 01/10/2026 : la leçon livrée nommait un « onglet « Transits » » entre guillemets, c'est-à-dire une étiquette d'interface relevée sur aucune page ouverte]</w:t>
       </w:r>
     </w:p>
     <w:p>
@@ -2927,7 +2981,42 @@
           <w:sz w:val="22"/>
           <w:szCs w:val="22"/>
         </w:rPr>
-        <w:t xml:space="preserve"> (Statut : 200 — testé le 17/09/2026. Outil de calcul de thème natal et de transits — utilisé dans la section Pratique.)</w:t>
+        <w:t xml:space="preserve"> (Statut : 200 — testé le 17/09/2026, relu le 01/10/2026 : page d'entrée de 4 410 caractères qui demande un profil utilisateur. La sélection étendue elle-même est à astro.com/cgi/genchart.cgi, également derrière le profil. Le formulaire décrit dans la section Pratique n'est visible sur aucune des deux sans inscription.)</w:t>
+      </w:r>
+      <w:r>
+        <w:rPr>
+          <w:i/>
+          <w:iCs/>
+          <w:color w:val="6B7280"/>
+          <w:sz w:val="20"/>
+        </w:rPr>
+        <w:t xml:space="preserve"> [Corrigé le 01/10/2026 : la leçon livrée présentait cette adresse comme l'outil « utilisé dans la section Pratique » sans dire qu'elle ne porte pas le formulaire]</w:t>
+      </w:r>
+    </w:p>
+    <w:p>
+      <w:pPr>
+        <w:spacing w:after="80" w:before="80"/>
+      </w:pPr>
+      <w:hyperlink w:history="1" r:id="rIdastro07genchart">
+        <w:r>
+          <w:rPr>
+            <w:rFonts w:ascii="Times New Roman" w:cs="Times New Roman" w:eastAsia="Times New Roman" w:hAnsi="Times New Roman"/>
+            <w:color w:val="1155CC"/>
+            <w:sz w:val="22"/>
+            <w:szCs w:val="22"/>
+            <w:u w:val="single"/>
+          </w:rPr>
+          <w:t xml:space="preserve">Astro.com — Extended Chart Selection (page de sélection étendue)</w:t>
+        </w:r>
+      </w:hyperlink>
+      <w:r>
+        <w:rPr>
+          <w:rFonts w:ascii="Times New Roman" w:cs="Times New Roman" w:eastAsia="Times New Roman" w:hAnsi="Times New Roman"/>
+          <w:color w:val="1F2937"/>
+          <w:sz w:val="22"/>
+          <w:szCs w:val="22"/>
+        </w:rPr>
+        <w:t xml:space="preserve"> : astro.com/cgi/genchart.cgi (Statut : 200 — ouverte le 01/10/2026, 4 334 caractères. Elle affiche son titre puis demande les données de naissance et un profil utilisateur. Ajoutée le 01/10/2026 avec la correction de la section Pratique, qui citait cette adresse sans la lister.)</w:t>
       </w:r>
     </w:p>
     <w:p>
@@ -3098,6 +3187,66 @@
         </w:rPr>
         <w:t xml:space="preserve">. Aucun volume consacré à Saturne ; aucune citation directe dans cette leçon. [Titres corrigés le 17/09/2026.]</w:t>
       </w:r>
+      <w:r>
+        <w:rPr>
+          <w:rFonts w:ascii="Times New Roman" w:cs="Times New Roman" w:eastAsia="Times New Roman" w:hAnsi="Times New Roman"/>
+          <w:color w:val="1F2937"/>
+          <w:sz w:val="22"/>
+          <w:szCs w:val="22"/>
+        </w:rPr>
+        <w:t xml:space="preserve"> Notices ouvertes le 01/10/2026, qui confirment les deux titres et leurs ISBN : </w:t>
+      </w:r>
+      <w:hyperlink w:history="1" r:id="rIdabeSchV3">
+        <w:r>
+          <w:rPr>
+            <w:rFonts w:ascii="Times New Roman" w:cs="Times New Roman" w:eastAsia="Times New Roman" w:hAnsi="Times New Roman"/>
+            <w:color w:val="1155CC"/>
+            <w:sz w:val="22"/>
+            <w:szCs w:val="22"/>
+            <w:u w:val="single"/>
+          </w:rPr>
+          <w:t xml:space="preserve">notice AbeBooks — vol. III</w:t>
+        </w:r>
+      </w:hyperlink>
+      <w:r>
+        <w:rPr>
+          <w:rFonts w:ascii="Times New Roman" w:cs="Times New Roman" w:eastAsia="Times New Roman" w:hAnsi="Times New Roman"/>
+          <w:color w:val="1F2937"/>
+          <w:sz w:val="22"/>
+          <w:szCs w:val="22"/>
+        </w:rPr>
+        <w:t xml:space="preserve"> (9780877283461) · </w:t>
+      </w:r>
+      <w:hyperlink w:history="1" r:id="rIdabeSchV4">
+        <w:r>
+          <w:rPr>
+            <w:rFonts w:ascii="Times New Roman" w:cs="Times New Roman" w:eastAsia="Times New Roman" w:hAnsi="Times New Roman"/>
+            <w:color w:val="1155CC"/>
+            <w:sz w:val="22"/>
+            <w:szCs w:val="22"/>
+            <w:u w:val="single"/>
+          </w:rPr>
+          <w:t xml:space="preserve">notice AbeBooks — vol. IV</w:t>
+        </w:r>
+      </w:hyperlink>
+      <w:r>
+        <w:rPr>
+          <w:rFonts w:ascii="Times New Roman" w:cs="Times New Roman" w:eastAsia="Times New Roman" w:hAnsi="Times New Roman"/>
+          <w:color w:val="1F2937"/>
+          <w:sz w:val="22"/>
+          <w:szCs w:val="22"/>
+        </w:rPr>
+        <w:t xml:space="preserve"> (9780877284161, Weiser 1979).</w:t>
+      </w:r>
+      <w:r>
+        <w:rPr>
+          <w:i/>
+          <w:iCs/>
+          <w:color w:val="6B7280"/>
+          <w:sz w:val="20"/>
+        </w:rPr>
+        <w:t xml:space="preserve"> [Corrigé le 01/10/2026 : les deux notices Open Library liées ci-dessus n'ont PAS répondu le 01/10/2026 — code 000 après trois essais, ni au curl ni au navigateur depuis ce poste : elles ne sont donc pas vérifiables en l'état, et la leçon ne le disait pas. Deux notices de remplacement sont ajoutées, ouvertes le 01/10/2026, qui confirment les deux titres et leurs ISBN : vol. III « Karmic Astrology: Joy and the Part of Fortune [Volume III] », 9780877283461 (9 638 caractères) ; vol. IV « Karmic Astrology, Vol. IV: The Karma of the Now », 9780877284161, Weiser 1979 (9 410 caractères)]</w:t>
+      </w:r>
     </w:p>
     <w:p>
       <w:pPr>
@@ -3141,7 +3290,46 @@
           <w:sz w:val="22"/>
           <w:szCs w:val="22"/>
         </w:rPr>
-        <w:t xml:space="preserve"> (Samuel Weiser, 1976, ISBN 0-87728-294-3). ⚠️ Cité en bibliographie, non consulté — aucune citation directe.</w:t>
+        <w:t xml:space="preserve"> (Samuel Weiser, 1976 ; ISBN 0-87728-306-0 / 978-0-87728-306-5). ⚠️ Cité en bibliographie, non consulté — aucune citation directe.</w:t>
+      </w:r>
+      <w:r>
+        <w:rPr>
+          <w:rFonts w:ascii="Times New Roman" w:cs="Times New Roman" w:eastAsia="Times New Roman" w:hAnsi="Times New Roman"/>
+          <w:color w:val="1F2937"/>
+          <w:sz w:val="22"/>
+          <w:szCs w:val="22"/>
+        </w:rPr>
+        <w:t xml:space="preserve"> Notice : </w:t>
+      </w:r>
+      <w:hyperlink w:history="1" r:id="rIdabeGreene2026">
+        <w:r>
+          <w:rPr>
+            <w:rFonts w:ascii="Times New Roman" w:cs="Times New Roman" w:eastAsia="Times New Roman" w:hAnsi="Times New Roman"/>
+            <w:color w:val="1155CC"/>
+            <w:sz w:val="22"/>
+            <w:szCs w:val="22"/>
+            <w:u w:val="single"/>
+          </w:rPr>
+          <w:t xml:space="preserve">notice AbeBooks — Greene, Saturn (1976)</w:t>
+        </w:r>
+      </w:hyperlink>
+      <w:r>
+        <w:rPr>
+          <w:rFonts w:ascii="Times New Roman" w:cs="Times New Roman" w:eastAsia="Times New Roman" w:hAnsi="Times New Roman"/>
+          <w:color w:val="1F2937"/>
+          <w:sz w:val="22"/>
+          <w:szCs w:val="22"/>
+        </w:rPr>
+        <w:t xml:space="preserve"> (HTTP 200, 10 573 caractères, ouverte le 01/10/2026).</w:t>
+      </w:r>
+      <w:r>
+        <w:rPr>
+          <w:i/>
+          <w:iCs/>
+          <w:color w:val="6B7280"/>
+          <w:sz w:val="20"/>
+        </w:rPr>
+        <w:t xml:space="preserve"> [Corrigé le 01/10/2026 : la leçon livrée donnait ISBN 0-87728-294-3 pour cet ouvrage. Cet ISBN appartient à un AUTRE livre : The Qabalah: Secret tradition of the West, de Papus (Red Wheel/Weiser). L'édition Samuel Weiser de 1976 de Saturn: A New Look at an Old Devil porte 0877283060 / 9780877283065, relevé sur la notice liée ci-contre (HTTP 200, 10 573 caractères, ouverte le 01/10/2026) où deux vendeurs indépendants donnent « Samuel Weiser, Inc., York Beach, 1976 » et « Red Wheel/Weiser, 1976 ». AUCUNE notice n'était liée pour cet ouvrage : c'est précisément ce que la règle 9 interdit — un ISBN ne s'écrit pas de mémoire]</w:t>
       </w:r>
     </w:p>
     <w:p>
@@ -3439,6 +3627,129 @@
           <w:szCs w:val="22"/>
         </w:rPr>
         <w:t xml:space="preserve">⑤ Les repères de Ptolémée (froide et sèche, Capricorne et Verseau, exaltation en Balance) sont dits de mémoire ; la négation « à ma connaissance, aucune étude… » devient « aucune des sources ouvertes ne cite d'étude… ». Formulations d'origine conservées ci-dessus.</w:t>
+      </w:r>
+    </w:p>
+    <w:p>
+      <w:pPr>
+        <w:spacing w:before="240" w:after="60"/>
+      </w:pPr>
+      <w:r>
+        <w:rPr>
+          <w:b/>
+          <w:bCs/>
+          <w:sz w:val="26"/>
+        </w:rPr>
+        <w:t xml:space="preserve">📝 Journal des corrections — 1er octobre 2026</w:t>
+      </w:r>
+    </w:p>
+    <w:p>
+      <w:pPr>
+        <w:spacing w:before="60" w:after="60"/>
+      </w:pPr>
+      <w:r>
+        <w:rPr>
+          <w:sz w:val="20"/>
+        </w:rPr>
+        <w:t xml:space="preserve">Neuf corrections sur neuf paragraphes, après réouverture des huit sources. Ce qui tient est confirmé au caractère : la période de 29,447498 ans figure littéralement dans la table NASA/JPL, avec la référence [B] = Explanatory Supplement to the Astronomical Almanac, 1992, K. P. Seidelmann, Ed., p. 706 (Table 15.8) et p. 31 — page lue au navigateur, le curl échouant depuis ce poste ; la page Balguerie rend 39 794 caractères et 95 occurrences de « saturne », les deux annoncés, et porte littéralement « l'énergie de l'intégrité et de la responsabilité individuelle » ; horoscope.com rend 25 595 caractères et 32 occurrences de « saturn return », les deux annoncés, et porte littéralement « you will eventually greet Saturn like an old friend » ; « Schulman » et « Greene » comptent toujours ZÉRO sur les deux synthèses, comme la leçon l'écrit. La formulation d'origine de chaque correction est conservée ci-dessous.</w:t>
+      </w:r>
+    </w:p>
+    <w:p>
+      <w:pPr>
+        <w:spacing w:before="60" w:after="60"/>
+      </w:pPr>
+      <w:r>
+        <w:rPr>
+          <w:sz w:val="20"/>
+        </w:rPr>
+        <w:t xml:space="preserve">1. (¶133) « Liz Greene — Saturn: A New Look at an Old Devil (Samuel Weiser, 1976, ISBN 0-87728-294-3). » — sans notice liée</w:t>
+      </w:r>
+    </w:p>
+    <w:p>
+      <w:pPr>
+        <w:spacing w:before="60" w:after="60"/>
+      </w:pPr>
+      <w:r>
+        <w:rPr>
+          <w:sz w:val="20"/>
+        </w:rPr>
+        <w:t xml:space="preserve">2. (¶32) « Son ouvrage Saturn: A New Look at an Old Devil (Samuel Weiser, 1976, ISBN 0-87728-294-3) »</w:t>
+      </w:r>
+    </w:p>
+    <w:p>
+      <w:pPr>
+        <w:spacing w:before="60" w:after="60"/>
+      </w:pPr>
+      <w:r>
+        <w:rPr>
+          <w:sz w:val="20"/>
+        </w:rPr>
+        <w:t xml:space="preserve">3. (¶63) « Saturne en maison I = responsabilité de soi et de son identité ; en maison X = … ; en maison VII = … ; etc. »</w:t>
+      </w:r>
+    </w:p>
+    <w:p>
+      <w:pPr>
+        <w:spacing w:before="60" w:after="60"/>
+      </w:pPr>
+      <w:r>
+        <w:rPr>
+          <w:sz w:val="20"/>
+        </w:rPr>
+        <w:t xml:space="preserve">4. (¶132) « vol. III Joy and the Part of Fortune (1978) — openlibrary.org/isbn/087728346X ; vol. IV The Karma of the Now (1979) — openlibrary.org/works/OL44082589W. » — les deux adresses sans réponse, sans que la leçon le dise</w:t>
+      </w:r>
+    </w:p>
+    <w:p>
+      <w:pPr>
+        <w:spacing w:before="60" w:after="60"/>
+      </w:pPr>
+      <w:r>
+        <w:rPr>
+          <w:sz w:val="20"/>
+        </w:rPr>
+        <w:t xml:space="preserve">5. (¶30) « vol. III Joy and the Part of Fortune (1978, sur la Part de Fortune — notice Open Library), vol. IV The Karma of the Now (1979 — notice Open Library) »</w:t>
+      </w:r>
+    </w:p>
+    <w:p>
+      <w:pPr>
+        <w:spacing w:before="60" w:after="60"/>
+      </w:pPr>
+      <w:r>
+        <w:rPr>
+          <w:sz w:val="20"/>
+        </w:rPr>
+        <w:t xml:space="preserve">6. (¶93) « Rends-toi sur astro.com — Extended Chart Selection. Dans la liste des planètes (cochées par défaut), Saturne (symbole ♄) est inclus. »</w:t>
+      </w:r>
+    </w:p>
+    <w:p>
+      <w:pPr>
+        <w:spacing w:before="60" w:after="60"/>
+      </w:pPr>
+      <w:r>
+        <w:rPr>
+          <w:sz w:val="20"/>
+        </w:rPr>
+        <w:t xml:space="preserve">7. (¶102) « Repère dans la section Extended Chart Selection (onglet « Transits ») la date à laquelle Saturne en transit repasse à ce degré précis. »</w:t>
+      </w:r>
+    </w:p>
+    <w:p>
+      <w:pPr>
+        <w:spacing w:before="60" w:after="60"/>
+      </w:pPr>
+      <w:r>
+        <w:rPr>
+          <w:sz w:val="20"/>
+        </w:rPr>
+        <w:t xml:space="preserve">8. (¶129) « Astro.com — Extended Chart Selection : astro.com/cgi/chart.cgi (Statut : 200 — testé le 17/09/2026. Outil de calcul de thème natal et de transits — utilisé dans la section Pratique.) »</w:t>
+      </w:r>
+    </w:p>
+    <w:p>
+      <w:pPr>
+        <w:spacing w:before="60" w:after="60"/>
+      </w:pPr>
+      <w:r>
+        <w:rPr>
+          <w:sz w:val="20"/>
+        </w:rPr>
+        <w:t xml:space="preserve">9. (¶24) « L'astrologie médiévale lui attribuait un caractère maléfique (maleficus major) — en opposition à Jupiter, bénéfique majeur. » — sans mention de statut</w:t>
       </w:r>
     </w:p>
     <w:sectPr>
